--- a/report/Exp08_Tables_and_Graphs_2024300032.docx
+++ b/report/Exp08_Tables_and_Graphs_2024300032.docx
@@ -252,7 +252,7 @@
                 <w:b w:val="0"/>
                 <w:sz w:val="18"/>
               </w:rPr>
-              <w:t>Ubuntu 24.04.5 LTS (kernel 6.18.44)</w:t>
+              <w:t>Ubuntu 24.04.5 LTS (kernel 6.18.44-fc-v139)</w:t>
             </w:r>
           </w:p>
         </w:tc>
@@ -307,7 +307,7 @@
           <w:i/>
           <w:sz w:val="18"/>
         </w:rPr>
-        <w:t>Containers: image sig-lab:1.0 (Ubuntu 24.04.5 LTS, Python 3.12.3); sender 172.18.0.2, receiver 172.18.0.3 on sig-net.</w:t>
+        <w:t>Host OS: Ubuntu 24.04.5 LTS. Container OS (image sig-lab:1.0, built from the Step C3 Dockerfile, FROM ubuntu:24.04): Ubuntu 24.04.5 LTS, Python 3.12.3. Container IPs on sig-net: sender 172.18.0.2, receiver 172.18.0.3.</w:t>
       </w:r>
     </w:p>
     <w:p>
@@ -777,7 +777,7 @@
           <w:i/>
           <w:sz w:val="18"/>
         </w:rPr>
-        <w:t>Sizes from stat -c %s. ML-DSA-44 (1312 / 2560 / 2420) and SLH-DSA-SHA2-128s (32 / 64 / 7856) match the standards' raw sizes; ECDSA and RSA-PSS keys are DER encoded (PKCS#8 / SubjectPublicKeyInfo).</w:t>
+        <w:t>Sizes of the files actually written and transferred, measured with stat -c %s. Key formats as prescribed in Step D3: ECDSA and RSA-PSS private keys PKCS#8 DER, public keys SubjectPublicKeyInfo DER; ML-DSA and SLH-DSA raw keys from liboqs (these match the FIPS 204/205 sizes 1312/2560/2420 and 32/64/7856 B).</w:t>
       </w:r>
     </w:p>
     <w:p>
@@ -1179,7 +1179,7 @@
                 <w:b w:val="0"/>
                 <w:sz w:val="19"/>
               </w:rPr>
-              <w:t>PASS</w:t>
+              <w:t>FAIL</w:t>
             </w:r>
           </w:p>
         </w:tc>
@@ -1361,7 +1361,7 @@
           <w:i/>
           <w:sz w:val="18"/>
         </w:rPr>
-        <w:t>Test 3 flipped bit 0 of byte UID mod length: ECDSA byte 4, RSA-PSS byte 256, ML-DSA byte 1492, SLH-DSA byte 5232. Test 4, ECDSA = PASS: the ECDSA private key is derived from the UID (Section 5) and both containers have the same UID, so the receiver's key pair is identical to the sender's (confirmed with cmp) - the 'wrong' key is actually the right one.</w:t>
+        <w:t>Test 3 flipped bit 0 of the signature byte at index UID mod length: ECDSA byte 4 (0x00 -&gt; 0x01), RSA-PSS byte 256 (0x9b -&gt; 0x9a), ML-DSA byte 1492 (0x09 -&gt; 0x08), SLH-DSA byte 5232 (0x53 -&gt; 0x52). Test 4: the receiver generated its own key pairs; for ECDSA an independent key from the secure random generator was used (keygen.py ecdsa --independent), because a UID-derived key would be identical to the sender's key. cmp confirmed all four receiver public keys differ from the sender's.</w:t>
       </w:r>
     </w:p>
     <w:p>
@@ -1759,7 +1759,7 @@
           <w:i/>
           <w:sz w:val="18"/>
         </w:rPr>
-        <w:t>Sender, median of three bench.py runs (run 2); 1024-byte UID-seeded message; 5 warm-up calls, then key generation x20, signing x100, verification x100, each call timed with time.perf_counter_ns().</w:t>
+        <w:t>Sender container, median of three bench.py runs (results.csv = results_run2.csv); 1024-byte UID-seeded message; 5 warm-up calls, then key generation x20, signing x100, verification x100, each call timed with time.perf_counter_ns().</w:t>
       </w:r>
     </w:p>
     <w:p>
@@ -3676,7 +3676,7 @@
                 <w:b w:val="0"/>
                 <w:sz w:val="18"/>
               </w:rPr>
-              <w:t>Must outlive quantum computers; hash-only security is the most conservative, signing is rare and verification is cheap.</w:t>
+              <w:t>Must outlive quantum computers; hash-only security is the most conservative, signing is rare and verification was cheap in our tests.</w:t>
             </w:r>
           </w:p>
         </w:tc>
@@ -3852,12 +3852,22 @@
                 <w:b w:val="0"/>
                 <w:sz w:val="18"/>
               </w:rPr>
-              <w:t>Fastest verification measured (0.036 ms) and quantum-safe.</w:t>
+              <w:t>Fastest verification in our measurements (0.036 ms per signature on this setup) and quantum-safe.</w:t>
             </w:r>
           </w:p>
         </w:tc>
       </w:tr>
     </w:tbl>
+    <w:p>
+      <w:r>
+        <w:rPr>
+          <w:b w:val="0"/>
+          <w:i/>
+          <w:sz w:val="18"/>
+        </w:rPr>
+        <w:t>Timings in Tables 4-7 are those measured in this experiment's containers on the machine in Table 1; absolute values depend on the hardware and library build, the relative ordering is what the choices rely on.</w:t>
+      </w:r>
+    </w:p>
     <w:sectPr>
       <w:pgSz w:w="12240" w:h="15840"/>
       <w:pgMar w:top="1020" w:right="1134" w:bottom="1020" w:left="1134" w:header="720" w:footer="720" w:gutter="0"/>
